--- a/Blogs/Blog_001_Inside Black Hole, Outside Big Bang/BÀI BLOG_Bên trong Black Hole, bên ngoài Big Bang_ja.docx
+++ b/Blogs/Blog_001_Inside Black Hole, Outside Big Bang/BÀI BLOG_Bên trong Black Hole, bên ngoài Big Bang_ja.docx
@@ -143,6 +143,98 @@
         <w:ind w:left="0" w:right="0" w:firstLine="0"/>
         <w:rPr>
           <w:rFonts w:hint="eastAsia" w:ascii="SimSun" w:hAnsi="SimSun" w:eastAsia="SimSun" w:cs="SimSun"/>
+          <w:i w:val="0"/>
+          <w:iCs w:val="0"/>
+          <w:caps w:val="0"/>
+          <w:color w:val="1A1C1E"/>
+          <w:spacing w:val="0"/>
+          <w:sz w:val="28"/>
+          <w:szCs w:val="28"/>
+          <w:shd w:val="clear" w:fill="FFFFFF"/>
+        </w:rPr>
+      </w:pPr>
+      <w:r>
+        <w:rPr>
+          <w:rFonts w:hint="default" w:ascii="SimSun" w:hAnsi="SimSun" w:eastAsia="SimSun" w:cs="SimSun"/>
+          <w:i w:val="0"/>
+          <w:iCs w:val="0"/>
+          <w:caps w:val="0"/>
+          <w:color w:val="1A1C1E"/>
+          <w:spacing w:val="0"/>
+          <w:sz w:val="28"/>
+          <w:szCs w:val="28"/>
+          <w:shd w:val="clear" w:fill="FFFFFF"/>
+          <w:lang w:val="en-US"/>
+        </w:rPr>
+        <w:t xml:space="preserve">Expert: </w:t>
+      </w:r>
+      <w:r>
+        <w:rPr>
+          <w:rFonts w:hint="eastAsia" w:ascii="SimSun" w:hAnsi="SimSun" w:eastAsia="SimSun" w:cs="SimSun"/>
+          <w:i w:val="0"/>
+          <w:iCs w:val="0"/>
+          <w:caps w:val="0"/>
+          <w:color w:val="1A1C1E"/>
+          <w:spacing w:val="0"/>
+          <w:sz w:val="28"/>
+          <w:szCs w:val="28"/>
+          <w:shd w:val="clear" w:fill="FFFFFF"/>
+        </w:rPr>
+        <w:t>私たちが観測できる宇宙のすべては、無限の現実という大洋の中の、ほんの小さな泡</w:t>
+      </w:r>
+      <w:bookmarkStart w:id="0" w:name="_GoBack"/>
+      <w:bookmarkEnd w:id="0"/>
+      <w:r>
+        <w:rPr>
+          <w:rFonts w:hint="eastAsia" w:ascii="SimSun" w:hAnsi="SimSun" w:eastAsia="SimSun" w:cs="SimSun"/>
+          <w:i w:val="0"/>
+          <w:iCs w:val="0"/>
+          <w:caps w:val="0"/>
+          <w:color w:val="1A1C1E"/>
+          <w:spacing w:val="0"/>
+          <w:sz w:val="28"/>
+          <w:szCs w:val="28"/>
+          <w:shd w:val="clear" w:fill="FFFFFF"/>
+        </w:rPr>
+        <w:t>にすぎないのではないでしょうか？</w:t>
+      </w:r>
+    </w:p>
+    <w:p>
+      <w:pPr>
+        <w:pStyle w:val="4"/>
+        <w:keepNext w:val="0"/>
+        <w:keepLines w:val="0"/>
+        <w:widowControl/>
+        <w:suppressLineNumbers w:val="0"/>
+        <w:shd w:val="clear" w:fill="FFFFFF"/>
+        <w:spacing w:before="0" w:beforeAutospacing="1" w:after="216" w:afterAutospacing="0" w:line="240" w:lineRule="atLeast"/>
+        <w:ind w:left="0" w:right="0" w:firstLine="0"/>
+        <w:rPr>
+          <w:rFonts w:hint="default" w:ascii="sans-serif" w:hAnsi="sans-serif" w:eastAsia="sans-serif" w:cs="sans-serif"/>
+          <w:i w:val="0"/>
+          <w:iCs w:val="0"/>
+          <w:caps w:val="0"/>
+          <w:color w:val="1A1C1E"/>
+          <w:spacing w:val="0"/>
+          <w:sz w:val="16"/>
+          <w:szCs w:val="16"/>
+          <w:shd w:val="clear" w:fill="FFFFFF"/>
+          <w:lang w:val="en-US"/>
+        </w:rPr>
+      </w:pPr>
+    </w:p>
+    <w:p>
+      <w:pPr>
+        <w:pStyle w:val="4"/>
+        <w:keepNext w:val="0"/>
+        <w:keepLines w:val="0"/>
+        <w:widowControl/>
+        <w:suppressLineNumbers w:val="0"/>
+        <w:shd w:val="clear" w:fill="FFFFFF"/>
+        <w:spacing w:before="0" w:beforeAutospacing="1" w:after="216" w:afterAutospacing="0" w:line="240" w:lineRule="atLeast"/>
+        <w:ind w:left="0" w:right="0" w:firstLine="0"/>
+        <w:rPr>
+          <w:rFonts w:hint="eastAsia" w:ascii="SimSun" w:hAnsi="SimSun" w:eastAsia="SimSun" w:cs="SimSun"/>
           <w:b/>
           <w:bCs/>
           <w:i w:val="0"/>
@@ -657,23 +749,7 @@
           <w:szCs w:val="28"/>
           <w:shd w:val="clear" w:fill="FFFFFF"/>
         </w:rPr>
-        <w:t>この考えは、現代の西洋思想には馴染みがないように見えるかもしれないが、決して孤立したものではない。</w:t>
-      </w:r>
-      <w:bookmarkStart w:id="0" w:name="_GoBack"/>
-      <w:bookmarkEnd w:id="0"/>
-      <w:r>
-        <w:rPr>
-          <w:rFonts w:hint="eastAsia" w:ascii="SimSun" w:hAnsi="SimSun" w:eastAsia="SimSun" w:cs="SimSun"/>
-          <w:i w:val="0"/>
-          <w:iCs w:val="0"/>
-          <w:caps w:val="0"/>
-          <w:color w:val="1A1C1E"/>
-          <w:spacing w:val="0"/>
-          <w:sz w:val="28"/>
-          <w:szCs w:val="28"/>
-          <w:shd w:val="clear" w:fill="FFFFFF"/>
-        </w:rPr>
-        <w:t>量子物理学の分野でさえ、アインシュタインの優れた弟子の一人であるデイヴィッド・ボームのような先駆的な思想家が、驚くべき現実のモデルを提唱した。彼は、私たちが知覚する物質宇宙は単なる**「明在系（Explicate Order）」であり、より深く、より全体的で、より相互に関連した現実の層、すなわち「暗在系（Implicate Order）」**と呼ばれるものの外的な現れであると示唆したのだ。</w:t>
+        <w:t>この考えは、現代の西洋思想には馴染みがないように見えるかもしれないが、決して孤立したものではない。量子物理学の分野でさえ、アインシュタインの優れた弟子の一人であるデイヴィッド・ボームのような先駆的な思想家が、驚くべき現実のモデルを提唱した。彼は、私たちが知覚する物質宇宙は単なる**「明在系（Explicate Order）」であり、より深く、より全体的で、より相互に関連した現実の層、すなわち「暗在系（Implicate Order）」**と呼ばれるものの外的な現れであると示唆したのだ。</w:t>
       </w:r>
     </w:p>
     <w:p>

--- a/Blogs/Blog_001_Inside Black Hole, Outside Big Bang/BÀI BLOG_Bên trong Black Hole, bên ngoài Big Bang_ja.docx
+++ b/Blogs/Blog_001_Inside Black Hole, Outside Big Bang/BÀI BLOG_Bên trong Black Hole, bên ngoài Big Bang_ja.docx
@@ -180,23 +180,7 @@
           <w:szCs w:val="28"/>
           <w:shd w:val="clear" w:fill="FFFFFF"/>
         </w:rPr>
-        <w:t>私たちが観測できる宇宙のすべては、無限の現実という大洋の中の、ほんの小さな泡</w:t>
-      </w:r>
-      <w:bookmarkStart w:id="0" w:name="_GoBack"/>
-      <w:bookmarkEnd w:id="0"/>
-      <w:r>
-        <w:rPr>
-          <w:rFonts w:hint="eastAsia" w:ascii="SimSun" w:hAnsi="SimSun" w:eastAsia="SimSun" w:cs="SimSun"/>
-          <w:i w:val="0"/>
-          <w:iCs w:val="0"/>
-          <w:caps w:val="0"/>
-          <w:color w:val="1A1C1E"/>
-          <w:spacing w:val="0"/>
-          <w:sz w:val="28"/>
-          <w:szCs w:val="28"/>
-          <w:shd w:val="clear" w:fill="FFFFFF"/>
-        </w:rPr>
-        <w:t>にすぎないのではないでしょうか？</w:t>
+        <w:t>私たちが観測できる宇宙のすべては、無限の現実という大洋の中の、ほんの小さな泡にすぎないのではないでしょうか？</w:t>
       </w:r>
     </w:p>
     <w:p>
@@ -613,7 +597,7 @@
           <w:szCs w:val="28"/>
           <w:shd w:val="clear" w:fill="FFFFFF"/>
         </w:rPr>
-        <w:t>宇宙が一つの観念から生まれた可能性を探るために、最も根本的な原理から始める必要がある。それは、古代の東洋と西洋の賢者たちが何千年にもわたって思索してきた原理、すなわち**一元論（Monism）**である。</w:t>
+        <w:t>宇宙が一つの観念から生まれた可能性を探るために、最も根本的な原理から始める必要がある。それは、古代の東洋と西洋の賢者たちが何千年にもわたって思索してきた原理、すなわち一元論（Monism）である。</w:t>
       </w:r>
     </w:p>
     <w:p>
@@ -749,7 +733,7 @@
           <w:szCs w:val="28"/>
           <w:shd w:val="clear" w:fill="FFFFFF"/>
         </w:rPr>
-        <w:t>この考えは、現代の西洋思想には馴染みがないように見えるかもしれないが、決して孤立したものではない。量子物理学の分野でさえ、アインシュタインの優れた弟子の一人であるデイヴィッド・ボームのような先駆的な思想家が、驚くべき現実のモデルを提唱した。彼は、私たちが知覚する物質宇宙は単なる**「明在系（Explicate Order）」であり、より深く、より全体的で、より相互に関連した現実の層、すなわち「暗在系（Implicate Order）」**と呼ばれるものの外的な現れであると示唆したのだ。</w:t>
+        <w:t>この考えは、現代の西洋思想には馴染みがないように見えるかもしれないが、決して孤立したものではない。量子物理学の分野でさえ、アインシュタインの優れた弟子の一人であるデイヴィッド・ボームのような先駆的な思想家が、驚くべき現実のモデルを提唱した。彼は、私たちが知覚する物質宇宙は単なる「明在系（Explicate Order）」であり、より深く、より全体的で、より相互に関連した現実の層、すなわち「暗在系（Implicate Order）」と呼ばれるものの外的な現れであると示唆したのだ。</w:t>
       </w:r>
     </w:p>
     <w:p>
@@ -1322,7 +1306,7 @@
           <w:szCs w:val="28"/>
           <w:shd w:val="clear" w:fill="FFFFFF"/>
         </w:rPr>
-        <w:t>最も重要なことは、地図は領土ではないということだ。これらのシステムは両方とも認識の「レンズ」であり、現実を記述する有用な方法である。物質自体がその意味で五行を「持っている」わけでも、原子を「持っている」わけでもない。それは単に存在するだけなのだ。そして何よりも、これらの地図はどちらも、非常に有用ではあるが、**この目に見える領域（三界）**という「競技場」を記述するためにのみ有効なのである。</w:t>
+        <w:t>最も重要なことは、地図は領土ではないということだ。これらのシステムは両方とも認識の「レンズ」であり、現実を記述する有用な方法である。物質自体がその意味で五行を「持っている」わけでも、原子を「持っている」わけでもない。それは単に存在するだけなのだ。そして何よりも、これらの地図はどちらも、非常に有用ではあるが、この目に見える領域（三界）という「競技場」を記述するためにのみ有効なのである。</w:t>
       </w:r>
     </w:p>
     <w:p>
@@ -1675,7 +1659,7 @@
           <w:szCs w:val="28"/>
           <w:shd w:val="clear" w:fill="FFFFFF"/>
         </w:rPr>
-        <w:t>そして、ここが重要な点だ。この徳という物質は、精妙な「錬金術」のための**不可欠な「原料」**と見なされる。修煉のエネルギーは徳を用いて体内のあらゆる粒子を変化させ、徐々に五行に属する粗い物質を、より精妙で高エネルギーの物質に置き換えていく。徳という「原料」が十分にないと、この変換は起こり得ないのだ。</w:t>
+        <w:t>そして、ここが重要な点だ。この徳という物質は、精妙な「錬金術」のための不可欠な「原料」と見なされる。修煉のエネルギーは徳を用いて体内のあらゆる粒子を変化させ、徐々に五行に属する粗い物質を、より精妙で高エネルギーの物質に置き換えていく。徳という「原料」が十分にないと、この変換は起こり得ないのだ。</w:t>
       </w:r>
     </w:p>
     <w:p>
@@ -2309,7 +2293,7 @@
           <w:szCs w:val="28"/>
           <w:shd w:val="clear" w:fill="FFFFFF"/>
         </w:rPr>
-        <w:t>この「回転木馬」がなぜバラバラにならないのかを説明するために、科学は仮説を立てた。**「ダークマター・ハロー」**と呼ばれる、莫大な量の目に見えない物質が存在し、それが銀河を包み込み、その重力で無謀な星々を「つなぎ止めている」に違いない、と。</w:t>
+        <w:t>この「回転木馬」がなぜバラバラにならないのかを説明するために、科学は仮説を立てた。「ダークマター・ハロー」と呼ばれる、莫大な量の目に見えない物質が存在し、それが銀河を包み込み、その重力で無謀な星々を「つなぎ止めている」に違いない、と。</w:t>
       </w:r>
     </w:p>
     <w:p>
@@ -2405,55 +2389,57 @@
           <w:szCs w:val="28"/>
         </w:rPr>
       </w:pPr>
-      <w:r>
-        <w:rPr>
-          <w:rFonts w:hint="eastAsia" w:ascii="SimSun" w:hAnsi="SimSun" w:eastAsia="SimSun" w:cs="SimSun"/>
-          <w:i w:val="0"/>
-          <w:iCs w:val="0"/>
-          <w:caps w:val="0"/>
-          <w:color w:val="1A1C1E"/>
-          <w:spacing w:val="0"/>
-          <w:sz w:val="28"/>
-          <w:szCs w:val="28"/>
-          <w:shd w:val="clear" w:fill="FFFFFF"/>
-        </w:rPr>
-        <w:t>科学は宇宙を見るとき、しばしば重力にのみ焦点を当てる。しかし、私たちは、何兆倍も何兆倍も強力な別の力があることを忘れている。それが電磁気力である。さらに、宇宙の物質の99%は**「プラズマ」**の状態で存在している。太陽や稲妻を構成する、超高温で帯電した「スープ」を想像してみるとよい。</w:t>
-      </w:r>
-    </w:p>
-    <w:p>
-      <w:pPr>
-        <w:pStyle w:val="4"/>
-        <w:keepNext w:val="0"/>
-        <w:keepLines w:val="0"/>
-        <w:widowControl/>
-        <w:suppressLineNumbers w:val="0"/>
-        <w:shd w:val="clear" w:fill="FFFFFF"/>
-        <w:spacing w:before="0" w:beforeAutospacing="1" w:after="216" w:afterAutospacing="0" w:line="240" w:lineRule="atLeast"/>
-        <w:ind w:left="0" w:right="0" w:firstLine="0"/>
-        <w:rPr>
-          <w:rFonts w:hint="eastAsia" w:ascii="SimSun" w:hAnsi="SimSun" w:eastAsia="SimSun" w:cs="SimSun"/>
-          <w:i w:val="0"/>
-          <w:iCs w:val="0"/>
-          <w:caps w:val="0"/>
-          <w:color w:val="1A1C1E"/>
-          <w:spacing w:val="0"/>
-          <w:sz w:val="28"/>
-          <w:szCs w:val="28"/>
-        </w:rPr>
-      </w:pPr>
-      <w:r>
-        <w:rPr>
-          <w:rFonts w:hint="eastAsia" w:ascii="SimSun" w:hAnsi="SimSun" w:eastAsia="SimSun" w:cs="SimSun"/>
-          <w:i w:val="0"/>
-          <w:iCs w:val="0"/>
-          <w:caps w:val="0"/>
-          <w:color w:val="1A1C1E"/>
-          <w:spacing w:val="0"/>
-          <w:sz w:val="28"/>
-          <w:szCs w:val="28"/>
-          <w:shd w:val="clear" w:fill="FFFFFF"/>
-        </w:rPr>
-        <w:t>もし私たちがそのレンズを通して銀河を見たらどうなるだろうか？プラズマ環境では、エネルギーの流れは無秩序に流れるのではなく、目に見えないエネルギーの**「川」や「フィラメント」**に自己組織化する。おそらく銀河は塵から形成されたのではなく、これらの宇宙のエネルギーの川が交差し、渦を巻くまさにその場所で生まれたのである。銀河は、これらのフィラメントが絡み合う場所、川に渦ができるようにして生まれる。渦巻銀河の秩序だった渦であれ、楕円銀河のより混沌とした乱流であれ、それらはすべてこの同じエネルギー原理に従っているのだ。</w:t>
+      <w:bookmarkStart w:id="0" w:name="_GoBack"/>
+      <w:r>
+        <w:rPr>
+          <w:rFonts w:hint="eastAsia" w:ascii="SimSun" w:hAnsi="SimSun" w:eastAsia="SimSun" w:cs="SimSun"/>
+          <w:i w:val="0"/>
+          <w:iCs w:val="0"/>
+          <w:caps w:val="0"/>
+          <w:color w:val="1A1C1E"/>
+          <w:spacing w:val="0"/>
+          <w:sz w:val="28"/>
+          <w:szCs w:val="28"/>
+          <w:shd w:val="clear" w:fill="FFFFFF"/>
+        </w:rPr>
+        <w:t>科学は宇宙を見るとき、しばしば重力にのみ焦点を当てる。しかし、私たちは、何兆倍も何兆倍も強力な別の力があることを忘れている。それが電磁気力である。さらに、宇宙の物質の99%は「プラズマ」の状態で存在している。太陽や稲妻を構成する、超高温で帯電した「スープ」を想像してみるとよい。</w:t>
+      </w:r>
+      <w:bookmarkEnd w:id="0"/>
+    </w:p>
+    <w:p>
+      <w:pPr>
+        <w:pStyle w:val="4"/>
+        <w:keepNext w:val="0"/>
+        <w:keepLines w:val="0"/>
+        <w:widowControl/>
+        <w:suppressLineNumbers w:val="0"/>
+        <w:shd w:val="clear" w:fill="FFFFFF"/>
+        <w:spacing w:before="0" w:beforeAutospacing="1" w:after="216" w:afterAutospacing="0" w:line="240" w:lineRule="atLeast"/>
+        <w:ind w:left="0" w:right="0" w:firstLine="0"/>
+        <w:rPr>
+          <w:rFonts w:hint="eastAsia" w:ascii="SimSun" w:hAnsi="SimSun" w:eastAsia="SimSun" w:cs="SimSun"/>
+          <w:i w:val="0"/>
+          <w:iCs w:val="0"/>
+          <w:caps w:val="0"/>
+          <w:color w:val="1A1C1E"/>
+          <w:spacing w:val="0"/>
+          <w:sz w:val="28"/>
+          <w:szCs w:val="28"/>
+        </w:rPr>
+      </w:pPr>
+      <w:r>
+        <w:rPr>
+          <w:rFonts w:hint="eastAsia" w:ascii="SimSun" w:hAnsi="SimSun" w:eastAsia="SimSun" w:cs="SimSun"/>
+          <w:i w:val="0"/>
+          <w:iCs w:val="0"/>
+          <w:caps w:val="0"/>
+          <w:color w:val="1A1C1E"/>
+          <w:spacing w:val="0"/>
+          <w:sz w:val="28"/>
+          <w:szCs w:val="28"/>
+          <w:shd w:val="clear" w:fill="FFFFFF"/>
+        </w:rPr>
+        <w:t>もし私たちがそのレンズを通して銀河を見たらどうなるだろうか？プラズマ環境では、エネルギーの流れは無秩序に流れるのではなく、目に見えないエネルギーの「川」や「フィラメント」に自己組織化する。おそらく銀河は塵から形成されたのではなく、これらの宇宙のエネルギーの川が交差し、渦を巻くまさにその場所で生まれたのである。銀河は、これらのフィラメントが絡み合う場所、川に渦ができるようにして生まれる。渦巻銀河の秩序だった渦であれ、楕円銀河のより混沌とした乱流であれ、それらはすべてこの同じエネルギー原理に従っているのだ。</w:t>
       </w:r>
     </w:p>
     <w:p>
@@ -2954,7 +2940,7 @@
           <w:szCs w:val="28"/>
           <w:shd w:val="clear" w:fill="FFFFFF"/>
         </w:rPr>
-        <w:t>反対のマクロの次元では、この秩序は洗練された方法で繰り返されているように見える。**この無限の秩序を整理するために、仮説的なモデルを構築してみよう。**私たちは、「レベル」——つまり、各スケールにおける宇宙の基本粒子——と、それらの粒子から形成される「中間構造」とを区別することができる。</w:t>
+        <w:t>反対のマクロの次元では、この秩序は洗練された方法で繰り返されているように見える。この無限の秩序を整理するために、仮説的なモデルを構築してみよう。私たちは、「レベル」——つまり、各スケールにおける宇宙の基本粒子——と、それらの粒子から形成される「中間構造」とを区別することができる。</w:t>
       </w:r>
     </w:p>
     <w:p>

--- a/Blogs/Blog_001_Inside Black Hole, Outside Big Bang/BÀI BLOG_Bên trong Black Hole, bên ngoài Big Bang_ja.docx
+++ b/Blogs/Blog_001_Inside Black Hole, Outside Big Bang/BÀI BLOG_Bên trong Black Hole, bên ngoài Big Bang_ja.docx
@@ -2389,7 +2389,6 @@
           <w:szCs w:val="28"/>
         </w:rPr>
       </w:pPr>
-      <w:bookmarkStart w:id="0" w:name="_GoBack"/>
       <w:r>
         <w:rPr>
           <w:rFonts w:hint="eastAsia" w:ascii="SimSun" w:hAnsi="SimSun" w:eastAsia="SimSun" w:cs="SimSun"/>
@@ -2404,7 +2403,6 @@
         </w:rPr>
         <w:t>科学は宇宙を見るとき、しばしば重力にのみ焦点を当てる。しかし、私たちは、何兆倍も何兆倍も強力な別の力があることを忘れている。それが電磁気力である。さらに、宇宙の物質の99%は「プラズマ」の状態で存在している。太陽や稲妻を構成する、超高温で帯電した「スープ」を想像してみるとよい。</w:t>
       </w:r>
-      <w:bookmarkEnd w:id="0"/>
     </w:p>
     <w:p>
       <w:pPr>
@@ -2810,137 +2808,114 @@
         <w:spacing w:before="0" w:beforeAutospacing="1" w:after="216" w:afterAutospacing="0" w:line="240" w:lineRule="atLeast"/>
         <w:ind w:left="0" w:right="0" w:firstLine="0"/>
         <w:rPr>
-          <w:rFonts w:hint="eastAsia" w:ascii="SimSun" w:hAnsi="SimSun" w:eastAsia="SimSun" w:cs="SimSun"/>
-          <w:i w:val="0"/>
-          <w:iCs w:val="0"/>
-          <w:caps w:val="0"/>
-          <w:color w:val="1A1C1E"/>
-          <w:spacing w:val="0"/>
-          <w:sz w:val="28"/>
-          <w:szCs w:val="28"/>
-        </w:rPr>
-      </w:pPr>
-      <w:r>
-        <w:rPr>
-          <w:rFonts w:hint="eastAsia" w:ascii="SimSun" w:hAnsi="SimSun" w:eastAsia="SimSun" w:cs="SimSun"/>
-          <w:i w:val="0"/>
-          <w:iCs w:val="0"/>
-          <w:caps w:val="0"/>
-          <w:color w:val="1A1C1E"/>
-          <w:spacing w:val="0"/>
-          <w:sz w:val="28"/>
-          <w:szCs w:val="28"/>
-          <w:shd w:val="clear" w:fill="FFFFFF"/>
-        </w:rPr>
-        <w:t>ビッグバンとブラックホールを新しいレンズを通して再検討した後、この全体像をさらに壮大な枠組みの中に置いてみよう。宇宙を探求する旅には二つの方向がある。ミクロコスモス（無限に小さいもの）の奥深くへと進む方向と、マクロコスモス（計り知れないほど大きいもの）の外側へと向かう方向だ。どちらの道も無限へと続いているように見え、そこには、あらゆるスケールで構造が自己反復する、驚くべきフラクタルな建築様式がある。</w:t>
-      </w:r>
-    </w:p>
-    <w:p>
-      <w:pPr>
-        <w:pStyle w:val="4"/>
-        <w:keepNext w:val="0"/>
-        <w:keepLines w:val="0"/>
-        <w:widowControl/>
-        <w:suppressLineNumbers w:val="0"/>
-        <w:shd w:val="clear" w:fill="FFFFFF"/>
-        <w:spacing w:before="0" w:beforeAutospacing="1" w:after="216" w:afterAutospacing="0" w:line="240" w:lineRule="atLeast"/>
-        <w:ind w:left="0" w:right="0" w:firstLine="0"/>
-        <w:rPr>
-          <w:rFonts w:hint="eastAsia" w:ascii="SimSun" w:hAnsi="SimSun" w:eastAsia="SimSun" w:cs="SimSun"/>
-          <w:i w:val="0"/>
-          <w:iCs w:val="0"/>
-          <w:caps w:val="0"/>
-          <w:color w:val="1A1C1E"/>
-          <w:spacing w:val="0"/>
-          <w:sz w:val="28"/>
-          <w:szCs w:val="28"/>
-        </w:rPr>
-      </w:pPr>
-      <w:r>
-        <w:rPr>
-          <w:rFonts w:hint="eastAsia" w:ascii="SimSun" w:hAnsi="SimSun" w:eastAsia="SimSun" w:cs="SimSun"/>
-          <w:i w:val="0"/>
-          <w:iCs w:val="0"/>
-          <w:caps w:val="0"/>
-          <w:color w:val="1A1C1E"/>
-          <w:spacing w:val="0"/>
-          <w:sz w:val="28"/>
-          <w:szCs w:val="28"/>
-          <w:shd w:val="clear" w:fill="FFFFFF"/>
-        </w:rPr>
-        <w:t>ミクロの次元では、科学は物質が原子から構成されていると教えてくれる。しかし、それは出発点にすぎない。原子の下には原子核があり、次に陽子と中性子があり、そしてクォークがある。この旅は止まらない。人類に知られていない無数のレベルの微粒子が存在するかもしれず、それぞれのレベルがそれ自体で一つの世界なのである。この階層において、もし私たちが原子をレベル0と指定するならば、より小さな粒子は負のレベルに属することになる。レベル-1、レベル-2、というように、下へと続いていく。</w:t>
-      </w:r>
-    </w:p>
-    <w:p>
-      <w:pPr>
-        <w:pStyle w:val="4"/>
-        <w:keepNext w:val="0"/>
-        <w:keepLines w:val="0"/>
-        <w:widowControl/>
-        <w:suppressLineNumbers w:val="0"/>
-        <w:shd w:val="clear" w:fill="FFFFFF"/>
-        <w:spacing w:before="0" w:beforeAutospacing="1" w:after="216" w:afterAutospacing="0" w:line="240" w:lineRule="atLeast"/>
-        <w:ind w:left="0" w:right="0" w:firstLine="0"/>
-        <w:rPr>
-          <w:rFonts w:hint="eastAsia" w:ascii="SimSun" w:hAnsi="SimSun" w:eastAsia="SimSun" w:cs="SimSun"/>
-          <w:i w:val="0"/>
-          <w:iCs w:val="0"/>
-          <w:caps w:val="0"/>
-          <w:color w:val="1A1C1E"/>
-          <w:spacing w:val="0"/>
-          <w:sz w:val="28"/>
-          <w:szCs w:val="28"/>
-        </w:rPr>
-      </w:pPr>
-      <w:r>
-        <w:rPr>
-          <w:rFonts w:hint="eastAsia" w:ascii="SimSun" w:hAnsi="SimSun" w:eastAsia="SimSun" w:cs="SimSun"/>
-          <w:i w:val="0"/>
-          <w:iCs w:val="0"/>
-          <w:caps w:val="0"/>
-          <w:color w:val="1A1C1E"/>
-          <w:spacing w:val="0"/>
-          <w:sz w:val="28"/>
-          <w:szCs w:val="28"/>
-          <w:shd w:val="clear" w:fill="FFFFFF"/>
-        </w:rPr>
-        <w:t>光（光子）、私たちが世界を見るために使うものは、おそらくレベル-3からレベル-10の、比較的浅いレベルの粒子の一種にすぎないのかもしれない。この視点から見ると、太陽のような恒星は直接光を創造するわけではない。それは巨大な原子炉のように機能し、さらに微細な粒子（例えばレベル-2の粒子）を活性化するためのエネルギーを供給し、実際に光粒子を放出するのは、これらの活性化された粒子なのである。これは、人間が「見て」測定するすべての現実が、単一の中間的な種類の粒子の相互作用にすぎず、私たちは無数の他の微粒子レベルの存在と働きに対して完全に「盲目」であることを意味する。</w:t>
-      </w:r>
-    </w:p>
-    <w:p>
-      <w:pPr>
-        <w:pStyle w:val="4"/>
-        <w:keepNext w:val="0"/>
-        <w:keepLines w:val="0"/>
-        <w:widowControl/>
-        <w:suppressLineNumbers w:val="0"/>
-        <w:shd w:val="clear" w:fill="FFFFFF"/>
-        <w:spacing w:before="0" w:beforeAutospacing="1" w:after="216" w:afterAutospacing="0" w:line="240" w:lineRule="atLeast"/>
-        <w:ind w:left="0" w:right="0" w:firstLine="0"/>
-        <w:rPr>
-          <w:rFonts w:hint="eastAsia" w:ascii="SimSun" w:hAnsi="SimSun" w:eastAsia="SimSun" w:cs="SimSun"/>
-          <w:i w:val="0"/>
-          <w:iCs w:val="0"/>
-          <w:caps w:val="0"/>
-          <w:color w:val="1A1C1E"/>
-          <w:spacing w:val="0"/>
-          <w:sz w:val="28"/>
-          <w:szCs w:val="28"/>
-        </w:rPr>
-      </w:pPr>
-      <w:r>
-        <w:rPr>
-          <w:rFonts w:hint="eastAsia" w:ascii="SimSun" w:hAnsi="SimSun" w:eastAsia="SimSun" w:cs="SimSun"/>
-          <w:i w:val="0"/>
-          <w:iCs w:val="0"/>
-          <w:caps w:val="0"/>
-          <w:color w:val="1A1C1E"/>
-          <w:spacing w:val="0"/>
-          <w:sz w:val="28"/>
-          <w:szCs w:val="28"/>
-          <w:shd w:val="clear" w:fill="FFFFFF"/>
-        </w:rPr>
-        <w:t>反対のマクロの次元では、この秩序は洗練された方法で繰り返されているように見える。この無限の秩序を整理するために、仮説的なモデルを構築してみよう。私たちは、「レベル」——つまり、各スケールにおける宇宙の基本粒子——と、それらの粒子から形成される「中間構造」とを区別することができる。</w:t>
+          <w:rFonts w:hint="default" w:ascii="SimSun" w:hAnsi="SimSun" w:eastAsia="SimSun" w:cs="SimSun"/>
+          <w:i w:val="0"/>
+          <w:iCs w:val="0"/>
+          <w:caps w:val="0"/>
+          <w:color w:val="1A1C1E"/>
+          <w:spacing w:val="0"/>
+          <w:sz w:val="28"/>
+          <w:szCs w:val="28"/>
+          <w:shd w:val="clear" w:fill="FFFFFF"/>
+        </w:rPr>
+      </w:pPr>
+      <w:r>
+        <w:rPr>
+          <w:rFonts w:hint="default" w:ascii="SimSun" w:hAnsi="SimSun" w:eastAsia="SimSun" w:cs="SimSun"/>
+          <w:i w:val="0"/>
+          <w:iCs w:val="0"/>
+          <w:caps w:val="0"/>
+          <w:color w:val="1A1C1E"/>
+          <w:spacing w:val="0"/>
+          <w:sz w:val="28"/>
+          <w:szCs w:val="28"/>
+          <w:shd w:val="clear" w:fill="FFFFFF"/>
+        </w:rPr>
+        <w:t>ビッグバンと銀河を再考した後、一歩引いて、宇宙の深遠な建築原理について熟考してみよう。無限小から無限大まで、あらゆるスケールで自己反復する共通の設計図、つまりパターンは存在するのだろうか？その原理は、フラクタルとして知られる概念を通じて、自然の中に見出すことができる。</w:t>
+      </w:r>
+    </w:p>
+    <w:p>
+      <w:pPr>
+        <w:pStyle w:val="4"/>
+        <w:keepNext w:val="0"/>
+        <w:keepLines w:val="0"/>
+        <w:widowControl/>
+        <w:suppressLineNumbers w:val="0"/>
+        <w:shd w:val="clear" w:fill="FFFFFF"/>
+        <w:spacing w:before="0" w:beforeAutospacing="1" w:after="216" w:afterAutospacing="0" w:line="240" w:lineRule="atLeast"/>
+        <w:ind w:left="0" w:right="0" w:firstLine="0"/>
+        <w:rPr>
+          <w:rFonts w:hint="default" w:ascii="SimSun" w:hAnsi="SimSun" w:eastAsia="SimSun" w:cs="SimSun"/>
+          <w:i w:val="0"/>
+          <w:iCs w:val="0"/>
+          <w:caps w:val="0"/>
+          <w:color w:val="1A1C1E"/>
+          <w:spacing w:val="0"/>
+          <w:sz w:val="28"/>
+          <w:szCs w:val="28"/>
+          <w:shd w:val="clear" w:fill="FFFFFF"/>
+        </w:rPr>
+      </w:pPr>
+      <w:r>
+        <w:rPr>
+          <w:rFonts w:hint="default" w:ascii="SimSun" w:hAnsi="SimSun" w:eastAsia="SimSun" w:cs="SimSun"/>
+          <w:i w:val="0"/>
+          <w:iCs w:val="0"/>
+          <w:caps w:val="0"/>
+          <w:color w:val="1A1C1E"/>
+          <w:spacing w:val="0"/>
+          <w:sz w:val="28"/>
+          <w:szCs w:val="28"/>
+          <w:shd w:val="clear" w:fill="FFFFFF"/>
+        </w:rPr>
+        <w:t>フラクタルとは、その一部分を拡大すると全体と同一に見える構造のことである。雪の結晶からシダの葉、川の分岐に至るまで、自然はまるでフラクタルの達人アーティストのようだ。このフラクタルというレンズを宇宙に向けるとき、驚くべき秩序が姿を現す。</w:t>
+      </w:r>
+    </w:p>
+    <w:p>
+      <w:pPr>
+        <w:pStyle w:val="4"/>
+        <w:keepNext w:val="0"/>
+        <w:keepLines w:val="0"/>
+        <w:widowControl/>
+        <w:suppressLineNumbers w:val="0"/>
+        <w:shd w:val="clear" w:fill="FFFFFF"/>
+        <w:spacing w:before="0" w:beforeAutospacing="1" w:after="216" w:afterAutospacing="0" w:line="240" w:lineRule="atLeast"/>
+        <w:ind w:left="0" w:right="0" w:firstLine="0"/>
+        <w:rPr>
+          <w:rFonts w:hint="default" w:ascii="sans-serif" w:hAnsi="sans-serif" w:eastAsia="sans-serif" w:cs="sans-serif"/>
+          <w:sz w:val="16"/>
+          <w:szCs w:val="16"/>
+        </w:rPr>
+      </w:pPr>
+      <w:r>
+        <w:rPr>
+          <w:rFonts w:hint="default" w:ascii="SimSun" w:hAnsi="SimSun" w:eastAsia="SimSun" w:cs="SimSun"/>
+          <w:i w:val="0"/>
+          <w:iCs w:val="0"/>
+          <w:caps w:val="0"/>
+          <w:color w:val="1A1C1E"/>
+          <w:spacing w:val="0"/>
+          <w:sz w:val="28"/>
+          <w:szCs w:val="28"/>
+          <w:shd w:val="clear" w:fill="FFFFFF"/>
+        </w:rPr>
+        <w:t>このフラクタルな建築様式を視覚化するために、「基本粒子」（あるレベルの球状の微粒子）と</w:t>
+      </w:r>
+      <w:bookmarkStart w:id="0" w:name="_GoBack"/>
+      <w:bookmarkEnd w:id="0"/>
+      <w:r>
+        <w:rPr>
+          <w:rFonts w:hint="default" w:ascii="SimSun" w:hAnsi="SimSun" w:eastAsia="SimSun" w:cs="SimSun"/>
+          <w:i w:val="0"/>
+          <w:iCs w:val="0"/>
+          <w:caps w:val="0"/>
+          <w:color w:val="1A1C1E"/>
+          <w:spacing w:val="0"/>
+          <w:sz w:val="28"/>
+          <w:szCs w:val="28"/>
+          <w:shd w:val="clear" w:fill="FFFFFF"/>
+        </w:rPr>
+        <w:t>「中間構造」（より低いレベルの粒子から形成されるシステム）を明確に区別し、階層的なシステムを構築してみよう。</w:t>
       </w:r>
     </w:p>
     <w:p>
@@ -2958,7 +2933,14 @@
         <w:spacing w:before="0" w:beforeAutospacing="1" w:after="216" w:afterAutospacing="0" w:line="240" w:lineRule="atLeast"/>
         <w:ind w:left="420" w:leftChars="0" w:right="0" w:hanging="420" w:firstLineChars="0"/>
         <w:rPr>
-          <w:rFonts w:hint="eastAsia" w:ascii="SimSun" w:hAnsi="SimSun" w:eastAsia="SimSun" w:cs="SimSun"/>
+          <w:rFonts w:hint="default" w:ascii="sans-serif" w:hAnsi="sans-serif" w:eastAsia="sans-serif" w:cs="sans-serif"/>
+          <w:sz w:val="16"/>
+          <w:szCs w:val="16"/>
+        </w:rPr>
+      </w:pPr>
+      <w:r>
+        <w:rPr>
+          <w:rFonts w:hint="default" w:ascii="SimSun" w:hAnsi="SimSun" w:eastAsia="SimSun" w:cs="SimSun"/>
           <w:b/>
           <w:bCs/>
           <w:i w:val="0"/>
@@ -2968,23 +2950,103 @@
           <w:spacing w:val="0"/>
           <w:sz w:val="28"/>
           <w:szCs w:val="28"/>
-        </w:rPr>
-      </w:pPr>
-      <w:r>
-        <w:rPr>
-          <w:rFonts w:hint="eastAsia" w:ascii="SimSun" w:hAnsi="SimSun" w:eastAsia="SimSun" w:cs="SimSun"/>
-          <w:b/>
-          <w:bCs/>
-          <w:i w:val="0"/>
-          <w:iCs w:val="0"/>
-          <w:caps w:val="0"/>
-          <w:color w:val="1A1C1E"/>
-          <w:spacing w:val="0"/>
-          <w:sz w:val="28"/>
-          <w:szCs w:val="28"/>
-          <w:shd w:val="clear" w:fill="FFFFFF"/>
-        </w:rPr>
-        <w:t>レベル0は原子である。</w:t>
+          <w:shd w:val="clear" w:fill="FFFFFF"/>
+        </w:rPr>
+        <w:t>レベル+1：基本粒子は天体である。</w:t>
+      </w:r>
+    </w:p>
+    <w:p>
+      <w:pPr>
+        <w:keepNext w:val="0"/>
+        <w:keepLines w:val="0"/>
+        <w:pageBreakBefore w:val="0"/>
+        <w:widowControl/>
+        <w:numPr>
+          <w:ilvl w:val="1"/>
+          <w:numId w:val="4"/>
+        </w:numPr>
+        <w:suppressLineNumbers w:val="0"/>
+        <w:kinsoku/>
+        <w:wordWrap/>
+        <w:overflowPunct/>
+        <w:topLinePunct w:val="0"/>
+        <w:autoSpaceDE/>
+        <w:autoSpaceDN/>
+        <w:bidi w:val="0"/>
+        <w:adjustRightInd/>
+        <w:snapToGrid/>
+        <w:spacing w:before="260" w:beforeAutospacing="0" w:after="260" w:afterAutospacing="0" w:line="240" w:lineRule="atLeast"/>
+        <w:ind w:left="806" w:leftChars="0" w:hanging="360" w:firstLineChars="0"/>
+        <w:textAlignment w:val="auto"/>
+        <w:rPr>
+          <w:rFonts w:hint="default" w:ascii="SimSun" w:hAnsi="SimSun" w:eastAsia="SimSun" w:cs="SimSun"/>
+          <w:i w:val="0"/>
+          <w:iCs w:val="0"/>
+          <w:caps w:val="0"/>
+          <w:color w:val="1A1C1E"/>
+          <w:spacing w:val="0"/>
+          <w:sz w:val="28"/>
+          <w:szCs w:val="28"/>
+          <w:shd w:val="clear" w:fill="FFFFFF"/>
+        </w:rPr>
+      </w:pPr>
+      <w:r>
+        <w:rPr>
+          <w:rFonts w:hint="default" w:ascii="SimSun" w:hAnsi="SimSun" w:eastAsia="SimSun" w:cs="SimSun"/>
+          <w:i w:val="0"/>
+          <w:iCs w:val="0"/>
+          <w:caps w:val="0"/>
+          <w:color w:val="1A1C1E"/>
+          <w:spacing w:val="0"/>
+          <w:sz w:val="28"/>
+          <w:szCs w:val="28"/>
+          <w:shd w:val="clear" w:fill="FFFFFF"/>
+        </w:rPr>
+        <w:t>特徴的な球形を持つ恒星や惑星こそが、このレベルの「基本粒子」である。</w:t>
+      </w:r>
+    </w:p>
+    <w:p>
+      <w:pPr>
+        <w:keepNext w:val="0"/>
+        <w:keepLines w:val="0"/>
+        <w:pageBreakBefore w:val="0"/>
+        <w:widowControl/>
+        <w:numPr>
+          <w:ilvl w:val="1"/>
+          <w:numId w:val="4"/>
+        </w:numPr>
+        <w:suppressLineNumbers w:val="0"/>
+        <w:kinsoku/>
+        <w:wordWrap/>
+        <w:overflowPunct/>
+        <w:topLinePunct w:val="0"/>
+        <w:autoSpaceDE/>
+        <w:autoSpaceDN/>
+        <w:bidi w:val="0"/>
+        <w:adjustRightInd/>
+        <w:snapToGrid/>
+        <w:spacing w:before="260" w:beforeAutospacing="0" w:after="260" w:afterAutospacing="0" w:line="240" w:lineRule="atLeast"/>
+        <w:ind w:left="806" w:leftChars="0" w:hanging="360" w:firstLineChars="0"/>
+        <w:textAlignment w:val="auto"/>
+        <w:rPr>
+          <w:rFonts w:hint="default" w:ascii="sans-serif" w:hAnsi="sans-serif" w:eastAsia="sans-serif" w:cs="sans-serif"/>
+          <w:sz w:val="16"/>
+          <w:szCs w:val="16"/>
+        </w:rPr>
+      </w:pPr>
+      <w:r>
+        <w:rPr>
+          <w:rFonts w:hint="default" w:ascii="SimSun" w:hAnsi="SimSun" w:eastAsia="SimSun" w:cs="SimSun"/>
+          <w:i w:val="0"/>
+          <w:iCs w:val="0"/>
+          <w:caps w:val="0"/>
+          <w:color w:val="1A1C1E"/>
+          <w:spacing w:val="0"/>
+          <w:sz w:val="28"/>
+          <w:szCs w:val="28"/>
+          <w:shd w:val="clear" w:fill="FFFFFF"/>
+        </w:rPr>
+        <w:t>これらのレベル+1の「粒子」から、より複雑な中間構造が形成される。太陽系（一つの中心粒子と衛星粒子）、銀河（何十億もの粒子の集団）、銀河団などだ。</w:t>
       </w:r>
     </w:p>
     <w:p>
@@ -3002,19 +3064,14 @@
         <w:spacing w:before="0" w:beforeAutospacing="1" w:after="216" w:afterAutospacing="0" w:line="240" w:lineRule="atLeast"/>
         <w:ind w:left="420" w:leftChars="0" w:right="0" w:hanging="420" w:firstLineChars="0"/>
         <w:rPr>
-          <w:rFonts w:hint="eastAsia" w:ascii="SimSun" w:hAnsi="SimSun" w:eastAsia="SimSun" w:cs="SimSun"/>
-          <w:i w:val="0"/>
-          <w:iCs w:val="0"/>
-          <w:caps w:val="0"/>
-          <w:color w:val="1A1C1E"/>
-          <w:spacing w:val="0"/>
-          <w:sz w:val="28"/>
-          <w:szCs w:val="28"/>
-        </w:rPr>
-      </w:pPr>
-      <w:r>
-        <w:rPr>
-          <w:rFonts w:hint="eastAsia" w:ascii="SimSun" w:hAnsi="SimSun" w:eastAsia="SimSun" w:cs="SimSun"/>
+          <w:rFonts w:hint="default" w:ascii="sans-serif" w:hAnsi="sans-serif" w:eastAsia="sans-serif" w:cs="sans-serif"/>
+          <w:sz w:val="16"/>
+          <w:szCs w:val="16"/>
+        </w:rPr>
+      </w:pPr>
+      <w:r>
+        <w:rPr>
+          <w:rFonts w:hint="default" w:ascii="SimSun" w:hAnsi="SimSun" w:eastAsia="SimSun" w:cs="SimSun"/>
           <w:b/>
           <w:bCs/>
           <w:i w:val="0"/>
@@ -3026,59 +3083,212 @@
           <w:szCs w:val="28"/>
           <w:shd w:val="clear" w:fill="FFFFFF"/>
         </w:rPr>
-        <w:t>レベル+1は天体だ。</w:t>
-      </w:r>
-      <w:r>
-        <w:rPr>
-          <w:rFonts w:hint="eastAsia" w:ascii="SimSun" w:hAnsi="SimSun" w:eastAsia="SimSun" w:cs="SimSun"/>
-          <w:i w:val="0"/>
-          <w:iCs w:val="0"/>
-          <w:caps w:val="0"/>
-          <w:color w:val="1A1C1E"/>
-          <w:spacing w:val="0"/>
-          <w:sz w:val="28"/>
-          <w:szCs w:val="28"/>
-          <w:shd w:val="clear" w:fill="FFFFFF"/>
-        </w:rPr>
-        <w:t>小さな隕石から巨大な恒星まで。では、人間や動植物はどうだろうか？私たちは信じられないほど複雑な中間的な存在形態であり、無数のレベル0の粒子から構成される生命体であり、この惑星というレベル+1の粒子の表面に存在している。太陽系やさらには銀河のような、より壮大な構造もまた中間構造である。一つの銀河は巨大な「細胞の塊」のようなものであり、何十億ものレベル+1の粒子の集合体なのだ。</w:t>
-      </w:r>
-    </w:p>
-    <w:p>
-      <w:pPr>
-        <w:pStyle w:val="4"/>
-        <w:keepNext w:val="0"/>
-        <w:keepLines w:val="0"/>
-        <w:widowControl/>
-        <w:suppressLineNumbers w:val="0"/>
-        <w:shd w:val="clear" w:fill="FFFFFF"/>
-        <w:spacing w:before="0" w:beforeAutospacing="1" w:after="216" w:afterAutospacing="0" w:line="240" w:lineRule="atLeast"/>
-        <w:ind w:left="0" w:right="0" w:firstLine="0"/>
-        <w:rPr>
-          <w:rFonts w:hint="eastAsia" w:ascii="SimSun" w:hAnsi="SimSun" w:eastAsia="SimSun" w:cs="SimSun"/>
-          <w:i w:val="0"/>
-          <w:iCs w:val="0"/>
-          <w:caps w:val="0"/>
-          <w:color w:val="1A1C1E"/>
-          <w:spacing w:val="0"/>
-          <w:sz w:val="28"/>
-          <w:szCs w:val="28"/>
-          <w:shd w:val="clear" w:fill="FFFFFF"/>
-        </w:rPr>
-      </w:pPr>
-      <w:r>
-        <w:rPr>
-          <w:rFonts w:hint="eastAsia" w:ascii="SimSun" w:hAnsi="SimSun" w:eastAsia="SimSun" w:cs="SimSun"/>
-          <w:i w:val="0"/>
-          <w:iCs w:val="0"/>
-          <w:caps w:val="0"/>
-          <w:color w:val="1A1C1E"/>
-          <w:spacing w:val="0"/>
-          <w:sz w:val="28"/>
-          <w:szCs w:val="28"/>
-          <w:shd w:val="clear" w:fill="FFFFFF"/>
-        </w:rPr>
-        <w:t>圧倒される問いは、では、レベル+2の粒子とは何か？ということだ。おそらく、今日の科学に知られている「観測可能な宇宙」全体が、まさにそのような一つの粒子であり、それはさらに大きな、無限の構造の一部なのである。ミクロコスモスとマクロコスモスは、同じ存在の軸上の反対方向の二つの方向にすぎない。最も小さいものと最も大きいものは分離していない。それらは同じコインの裏表のように互いを映し出している。もしどちらかの方向に十分に遠くまで旅をすれば、おそらくもう一方の端で自分自身に出会うことになるであろう。</w:t>
-      </w:r>
+        <w:t>では、レベル0の基本粒子とは何か？</w:t>
+      </w:r>
+    </w:p>
+    <w:p>
+      <w:pPr>
+        <w:keepNext w:val="0"/>
+        <w:keepLines w:val="0"/>
+        <w:pageBreakBefore w:val="0"/>
+        <w:widowControl/>
+        <w:numPr>
+          <w:ilvl w:val="1"/>
+          <w:numId w:val="4"/>
+        </w:numPr>
+        <w:suppressLineNumbers w:val="0"/>
+        <w:kinsoku/>
+        <w:wordWrap/>
+        <w:overflowPunct/>
+        <w:topLinePunct w:val="0"/>
+        <w:autoSpaceDE/>
+        <w:autoSpaceDN/>
+        <w:bidi w:val="0"/>
+        <w:adjustRightInd/>
+        <w:snapToGrid/>
+        <w:spacing w:before="260" w:beforeAutospacing="0" w:after="260" w:afterAutospacing="0" w:line="240" w:lineRule="atLeast"/>
+        <w:ind w:left="806" w:leftChars="0" w:hanging="360" w:firstLineChars="0"/>
+        <w:textAlignment w:val="auto"/>
+        <w:rPr>
+          <w:rFonts w:hint="default" w:ascii="SimSun" w:hAnsi="SimSun" w:eastAsia="SimSun" w:cs="SimSun"/>
+          <w:i w:val="0"/>
+          <w:iCs w:val="0"/>
+          <w:caps w:val="0"/>
+          <w:color w:val="1A1C1E"/>
+          <w:spacing w:val="0"/>
+          <w:sz w:val="28"/>
+          <w:szCs w:val="28"/>
+          <w:shd w:val="clear" w:fill="FFFFFF"/>
+        </w:rPr>
+      </w:pPr>
+      <w:r>
+        <w:rPr>
+          <w:rFonts w:hint="default" w:ascii="SimSun" w:hAnsi="SimSun" w:eastAsia="SimSun" w:cs="SimSun"/>
+          <w:i w:val="0"/>
+          <w:iCs w:val="0"/>
+          <w:caps w:val="0"/>
+          <w:color w:val="1A1C1E"/>
+          <w:spacing w:val="0"/>
+          <w:sz w:val="28"/>
+          <w:szCs w:val="28"/>
+          <w:shd w:val="clear" w:fill="FFFFFF"/>
+        </w:rPr>
+        <w:t>素粒子物理学の探求こそが、この問いへの答えを探す旅そのものである。私たちは原子を発見したが、原子核とそれを周回する電子という構造を持つ原子は、明らかにミニチュアの太陽系のような「中間構造」である。</w:t>
+      </w:r>
+    </w:p>
+    <w:p>
+      <w:pPr>
+        <w:keepNext w:val="0"/>
+        <w:keepLines w:val="0"/>
+        <w:pageBreakBefore w:val="0"/>
+        <w:widowControl/>
+        <w:numPr>
+          <w:ilvl w:val="1"/>
+          <w:numId w:val="4"/>
+        </w:numPr>
+        <w:suppressLineNumbers w:val="0"/>
+        <w:kinsoku/>
+        <w:wordWrap/>
+        <w:overflowPunct/>
+        <w:topLinePunct w:val="0"/>
+        <w:autoSpaceDE/>
+        <w:autoSpaceDN/>
+        <w:bidi w:val="0"/>
+        <w:adjustRightInd/>
+        <w:snapToGrid/>
+        <w:spacing w:before="260" w:beforeAutospacing="0" w:after="260" w:afterAutospacing="0" w:line="240" w:lineRule="atLeast"/>
+        <w:ind w:left="806" w:leftChars="0" w:hanging="360" w:firstLineChars="0"/>
+        <w:textAlignment w:val="auto"/>
+        <w:rPr>
+          <w:rFonts w:hint="default" w:ascii="SimSun" w:hAnsi="SimSun" w:eastAsia="SimSun" w:cs="SimSun"/>
+          <w:i w:val="0"/>
+          <w:iCs w:val="0"/>
+          <w:caps w:val="0"/>
+          <w:color w:val="1A1C1E"/>
+          <w:spacing w:val="0"/>
+          <w:sz w:val="28"/>
+          <w:szCs w:val="28"/>
+          <w:shd w:val="clear" w:fill="FFFFFF"/>
+        </w:rPr>
+      </w:pPr>
+      <w:r>
+        <w:rPr>
+          <w:rFonts w:hint="default" w:ascii="SimSun" w:hAnsi="SimSun" w:eastAsia="SimSun" w:cs="SimSun"/>
+          <w:i w:val="0"/>
+          <w:iCs w:val="0"/>
+          <w:caps w:val="0"/>
+          <w:color w:val="1A1C1E"/>
+          <w:spacing w:val="0"/>
+          <w:sz w:val="28"/>
+          <w:szCs w:val="28"/>
+          <w:shd w:val="clear" w:fill="FFFFFF"/>
+        </w:rPr>
+        <w:t>私たちのフラクタル論理によれば、レベル0の基本粒子は、レベル-1の基本粒子が無数に集まって構成されなければならない。しかしここで、現代科学との興味深い矛盾に直面する。物理学では、陽子（原子核の構成要素）はたった3つのクォークでできているとされる。もしそうなら、陽子もクォークも、私たちの定義による「基本粒子」とは見なせない。それらはミクロコスモスの奥深くへと続く道筋にある、非常に小さな「中間構造」に過ぎないのである。</w:t>
+      </w:r>
+    </w:p>
+    <w:p>
+      <w:pPr>
+        <w:keepNext w:val="0"/>
+        <w:keepLines w:val="0"/>
+        <w:pageBreakBefore w:val="0"/>
+        <w:widowControl/>
+        <w:numPr>
+          <w:ilvl w:val="1"/>
+          <w:numId w:val="4"/>
+        </w:numPr>
+        <w:suppressLineNumbers w:val="0"/>
+        <w:kinsoku/>
+        <w:wordWrap/>
+        <w:overflowPunct/>
+        <w:topLinePunct w:val="0"/>
+        <w:autoSpaceDE/>
+        <w:autoSpaceDN/>
+        <w:bidi w:val="0"/>
+        <w:adjustRightInd/>
+        <w:snapToGrid/>
+        <w:spacing w:before="260" w:beforeAutospacing="0" w:after="260" w:afterAutospacing="0" w:line="240" w:lineRule="atLeast"/>
+        <w:ind w:left="806" w:leftChars="0" w:hanging="360" w:firstLineChars="0"/>
+        <w:textAlignment w:val="auto"/>
+        <w:rPr>
+          <w:rFonts w:hint="default" w:ascii="sans-serif" w:hAnsi="sans-serif" w:eastAsia="sans-serif" w:cs="sans-serif"/>
+          <w:sz w:val="16"/>
+          <w:szCs w:val="16"/>
+        </w:rPr>
+      </w:pPr>
+      <w:r>
+        <w:rPr>
+          <w:rFonts w:hint="default" w:ascii="SimSun" w:hAnsi="SimSun" w:eastAsia="SimSun" w:cs="SimSun"/>
+          <w:i w:val="0"/>
+          <w:iCs w:val="0"/>
+          <w:caps w:val="0"/>
+          <w:color w:val="1A1C1E"/>
+          <w:spacing w:val="0"/>
+          <w:sz w:val="28"/>
+          <w:szCs w:val="28"/>
+          <w:shd w:val="clear" w:fill="FFFFFF"/>
+        </w:rPr>
+        <w:t>これは科学が間違っているという意味ではない。それはただ、驚くべき可能性を示唆しているのだ。つまり、最も強力な粒子加速器をもってしても、私たちはまだレベル0の真の「基本粒子」に到達しておらず、ましてやさらに深いミクロのレベルについては何も知らないのかもしれない、ということである。私たちが今日知っていることは、無限の微視的な海の表層に過ぎないのかもしれない。</w:t>
+      </w:r>
+    </w:p>
+    <w:p>
+      <w:pPr>
+        <w:pStyle w:val="4"/>
+        <w:keepNext w:val="0"/>
+        <w:keepLines w:val="0"/>
+        <w:widowControl/>
+        <w:suppressLineNumbers w:val="0"/>
+        <w:shd w:val="clear" w:fill="FFFFFF"/>
+        <w:spacing w:before="0" w:beforeAutospacing="1" w:after="216" w:afterAutospacing="0" w:line="240" w:lineRule="atLeast"/>
+        <w:ind w:left="0" w:right="0" w:firstLine="0"/>
+        <w:rPr>
+          <w:rFonts w:hint="default" w:ascii="SimSun" w:hAnsi="SimSun" w:eastAsia="SimSun" w:cs="SimSun"/>
+          <w:i w:val="0"/>
+          <w:iCs w:val="0"/>
+          <w:caps w:val="0"/>
+          <w:color w:val="1A1C1E"/>
+          <w:spacing w:val="0"/>
+          <w:sz w:val="28"/>
+          <w:szCs w:val="28"/>
+          <w:shd w:val="clear" w:fill="FFFFFF"/>
+        </w:rPr>
+      </w:pPr>
+      <w:r>
+        <w:rPr>
+          <w:rFonts w:hint="default" w:ascii="SimSun" w:hAnsi="SimSun" w:eastAsia="SimSun" w:cs="SimSun"/>
+          <w:i w:val="0"/>
+          <w:iCs w:val="0"/>
+          <w:caps w:val="0"/>
+          <w:color w:val="1A1C1E"/>
+          <w:spacing w:val="0"/>
+          <w:sz w:val="28"/>
+          <w:szCs w:val="28"/>
+          <w:shd w:val="clear" w:fill="FFFFFF"/>
+        </w:rPr>
+        <w:t>この観点から見ると、宇宙は単に小から大への直線ではない。それは微視的および巨視的な両方向に無限に階層化された構造である。最小のものと最大なものは分離しておらず、同じコインの裏表のように互いを映し出す。太陽系の構造を理解することは、原子の構造を想像する助けになるかもしれない。そして、無限のミクロレベルの存在を認めることは、私たちが観測しているマクロな世界自体が、さらに壮大な構造の中の一つの「粒子」に過ぎないという可能性を開くのである。</w:t>
+      </w:r>
+    </w:p>
+    <w:p>
+      <w:pPr>
+        <w:pStyle w:val="4"/>
+        <w:keepNext w:val="0"/>
+        <w:keepLines w:val="0"/>
+        <w:widowControl/>
+        <w:suppressLineNumbers w:val="0"/>
+        <w:shd w:val="clear" w:fill="FFFFFF"/>
+        <w:spacing w:before="0" w:beforeAutospacing="1" w:after="216" w:afterAutospacing="0" w:line="240" w:lineRule="atLeast"/>
+        <w:ind w:left="0" w:right="0" w:firstLine="0"/>
+        <w:rPr>
+          <w:rFonts w:hint="eastAsia" w:ascii="SimSun" w:hAnsi="SimSun" w:eastAsia="SimSun" w:cs="SimSun"/>
+          <w:i w:val="0"/>
+          <w:iCs w:val="0"/>
+          <w:caps w:val="0"/>
+          <w:color w:val="1A1C1E"/>
+          <w:spacing w:val="0"/>
+          <w:sz w:val="28"/>
+          <w:szCs w:val="28"/>
+          <w:shd w:val="clear" w:fill="FFFFFF"/>
+        </w:rPr>
+      </w:pPr>
     </w:p>
     <w:p>
       <w:pPr>
@@ -3188,7 +3398,7 @@
         <w:widowControl/>
         <w:numPr>
           <w:ilvl w:val="0"/>
-          <w:numId w:val="4"/>
+          <w:numId w:val="5"/>
         </w:numPr>
         <w:suppressLineNumbers w:val="0"/>
         <w:shd w:val="clear" w:fill="FFFFFF"/>
@@ -3244,7 +3454,7 @@
         <w:widowControl/>
         <w:numPr>
           <w:ilvl w:val="0"/>
-          <w:numId w:val="4"/>
+          <w:numId w:val="5"/>
         </w:numPr>
         <w:suppressLineNumbers w:val="0"/>
         <w:shd w:val="clear" w:fill="FFFFFF"/>
@@ -3300,7 +3510,7 @@
         <w:widowControl/>
         <w:numPr>
           <w:ilvl w:val="0"/>
-          <w:numId w:val="4"/>
+          <w:numId w:val="5"/>
         </w:numPr>
         <w:suppressLineNumbers w:val="0"/>
         <w:shd w:val="clear" w:fill="FFFFFF"/>
@@ -3675,9 +3885,158 @@
     </w:lvl>
   </w:abstractNum>
   <w:abstractNum w:abstractNumId="3">
-    <w:nsid w:val="5419D24F"/>
+    <w:nsid w:val="24F1ACE4"/>
+    <w:multiLevelType w:val="multilevel"/>
+    <w:tmpl w:val="24F1ACE4"/>
+    <w:lvl w:ilvl="0" w:tentative="0">
+      <w:start w:val="1"/>
+      <w:numFmt w:val="bullet"/>
+      <w:lvlText w:val=""/>
+      <w:lvlJc w:val="left"/>
+      <w:pPr>
+        <w:tabs>
+          <w:tab w:val="left" w:pos="720"/>
+        </w:tabs>
+        <w:ind w:left="720" w:hanging="360"/>
+      </w:pPr>
+      <w:rPr>
+        <w:rFonts w:ascii="Symbol" w:hAnsi="Symbol" w:cs="Symbol"/>
+        <w:sz w:val="20"/>
+      </w:rPr>
+    </w:lvl>
+    <w:lvl w:ilvl="1" w:tentative="0">
+      <w:start w:val="1"/>
+      <w:numFmt w:val="bullet"/>
+      <w:lvlText w:val="o"/>
+      <w:lvlJc w:val="left"/>
+      <w:pPr>
+        <w:tabs>
+          <w:tab w:val="left" w:pos="1440"/>
+        </w:tabs>
+        <w:ind w:left="1440" w:hanging="360"/>
+      </w:pPr>
+      <w:rPr>
+        <w:rFonts w:ascii="Courier New" w:hAnsi="Courier New" w:cs="Courier New"/>
+        <w:sz w:val="20"/>
+      </w:rPr>
+    </w:lvl>
+    <w:lvl w:ilvl="2" w:tentative="0">
+      <w:start w:val="1"/>
+      <w:numFmt w:val="bullet"/>
+      <w:lvlText w:val=""/>
+      <w:lvlJc w:val="left"/>
+      <w:pPr>
+        <w:tabs>
+          <w:tab w:val="left" w:pos="2160"/>
+        </w:tabs>
+        <w:ind w:left="2160" w:hanging="360"/>
+      </w:pPr>
+      <w:rPr>
+        <w:rFonts w:ascii="Wingdings" w:hAnsi="Wingdings" w:cs="Wingdings"/>
+        <w:sz w:val="20"/>
+      </w:rPr>
+    </w:lvl>
+    <w:lvl w:ilvl="3" w:tentative="0">
+      <w:start w:val="1"/>
+      <w:numFmt w:val="bullet"/>
+      <w:lvlText w:val=""/>
+      <w:lvlJc w:val="left"/>
+      <w:pPr>
+        <w:tabs>
+          <w:tab w:val="left" w:pos="2880"/>
+        </w:tabs>
+        <w:ind w:left="2880" w:hanging="360"/>
+      </w:pPr>
+      <w:rPr>
+        <w:rFonts w:hint="default" w:ascii="Wingdings" w:hAnsi="Wingdings" w:cs="Wingdings"/>
+        <w:sz w:val="20"/>
+      </w:rPr>
+    </w:lvl>
+    <w:lvl w:ilvl="4" w:tentative="0">
+      <w:start w:val="1"/>
+      <w:numFmt w:val="bullet"/>
+      <w:lvlText w:val=""/>
+      <w:lvlJc w:val="left"/>
+      <w:pPr>
+        <w:tabs>
+          <w:tab w:val="left" w:pos="3600"/>
+        </w:tabs>
+        <w:ind w:left="3600" w:hanging="360"/>
+      </w:pPr>
+      <w:rPr>
+        <w:rFonts w:hint="default" w:ascii="Wingdings" w:hAnsi="Wingdings" w:cs="Wingdings"/>
+        <w:sz w:val="20"/>
+      </w:rPr>
+    </w:lvl>
+    <w:lvl w:ilvl="5" w:tentative="0">
+      <w:start w:val="1"/>
+      <w:numFmt w:val="bullet"/>
+      <w:lvlText w:val=""/>
+      <w:lvlJc w:val="left"/>
+      <w:pPr>
+        <w:tabs>
+          <w:tab w:val="left" w:pos="4320"/>
+        </w:tabs>
+        <w:ind w:left="4320" w:hanging="360"/>
+      </w:pPr>
+      <w:rPr>
+        <w:rFonts w:hint="default" w:ascii="Wingdings" w:hAnsi="Wingdings" w:cs="Wingdings"/>
+        <w:sz w:val="20"/>
+      </w:rPr>
+    </w:lvl>
+    <w:lvl w:ilvl="6" w:tentative="0">
+      <w:start w:val="1"/>
+      <w:numFmt w:val="bullet"/>
+      <w:lvlText w:val=""/>
+      <w:lvlJc w:val="left"/>
+      <w:pPr>
+        <w:tabs>
+          <w:tab w:val="left" w:pos="5040"/>
+        </w:tabs>
+        <w:ind w:left="5040" w:hanging="360"/>
+      </w:pPr>
+      <w:rPr>
+        <w:rFonts w:hint="default" w:ascii="Wingdings" w:hAnsi="Wingdings" w:cs="Wingdings"/>
+        <w:sz w:val="20"/>
+      </w:rPr>
+    </w:lvl>
+    <w:lvl w:ilvl="7" w:tentative="0">
+      <w:start w:val="1"/>
+      <w:numFmt w:val="bullet"/>
+      <w:lvlText w:val=""/>
+      <w:lvlJc w:val="left"/>
+      <w:pPr>
+        <w:tabs>
+          <w:tab w:val="left" w:pos="5760"/>
+        </w:tabs>
+        <w:ind w:left="5760" w:hanging="360"/>
+      </w:pPr>
+      <w:rPr>
+        <w:rFonts w:hint="default" w:ascii="Wingdings" w:hAnsi="Wingdings" w:cs="Wingdings"/>
+        <w:sz w:val="20"/>
+      </w:rPr>
+    </w:lvl>
+    <w:lvl w:ilvl="8" w:tentative="0">
+      <w:start w:val="1"/>
+      <w:numFmt w:val="bullet"/>
+      <w:lvlText w:val=""/>
+      <w:lvlJc w:val="left"/>
+      <w:pPr>
+        <w:tabs>
+          <w:tab w:val="left" w:pos="6480"/>
+        </w:tabs>
+        <w:ind w:left="6480" w:hanging="360"/>
+      </w:pPr>
+      <w:rPr>
+        <w:rFonts w:hint="default" w:ascii="Wingdings" w:hAnsi="Wingdings" w:cs="Wingdings"/>
+        <w:sz w:val="20"/>
+      </w:rPr>
+    </w:lvl>
+  </w:abstractNum>
+  <w:abstractNum w:abstractNumId="4">
+    <w:nsid w:val="690CCCC8"/>
     <w:multiLevelType w:val="singleLevel"/>
-    <w:tmpl w:val="5419D24F"/>
+    <w:tmpl w:val="690CCCC8"/>
     <w:lvl w:ilvl="0" w:tentative="0">
       <w:start w:val="1"/>
       <w:numFmt w:val="bullet"/>
@@ -3701,9 +4060,12 @@
     <w:abstractNumId w:val="0"/>
   </w:num>
   <w:num w:numId="3">
+    <w:abstractNumId w:val="4"/>
+  </w:num>
+  <w:num w:numId="4">
     <w:abstractNumId w:val="3"/>
   </w:num>
-  <w:num w:numId="4">
+  <w:num w:numId="5">
     <w:abstractNumId w:val="1"/>
   </w:num>
 </w:numbering>
